--- a/example_articles/race_ethnicity/Unspecified/2.race_ethnicity_Unspecified_New_York_Times.docx
+++ b/example_articles/race_ethnicity/Unspecified/2.race_ethnicity_Unspecified_New_York_Times.docx
@@ -32,12 +32,12 @@
     </w:p>
     <w:p>
       <w:r>
-        <w:t>Extracted race/ethnicity: NA</w:t>
+        <w:t>Raw race_ethnicity result: NA</w:t>
       </w:r>
     </w:p>
     <w:p>
       <w:r>
-        <w:t>Race/Ethnicity (Standardized): Unspecified</w:t>
+        <w:t>race_ethnicity_stand_flat (Standardized): Unspecified</w:t>
       </w:r>
     </w:p>
     <w:p>

--- a/example_articles/race_ethnicity/Unspecified/2.race_ethnicity_Unspecified_New_York_Times.docx
+++ b/example_articles/race_ethnicity/Unspecified/2.race_ethnicity_Unspecified_New_York_Times.docx
@@ -27,17 +27,17 @@
     </w:p>
     <w:p>
       <w:r>
-        <w:t>Source File: NYT/50.DOCX</w:t>
+        <w:t>Source file: NYT/50.DOCX</w:t>
       </w:r>
     </w:p>
     <w:p>
       <w:r>
-        <w:t>Raw race_ethnicity result: NA</w:t>
+        <w:t>Raw race ethnicity result, 'race_ethnicity': NA</w:t>
       </w:r>
     </w:p>
     <w:p>
       <w:r>
-        <w:t>race_ethnicity_stand_flat (Standardized): Unspecified</w:t>
+        <w:t>Standardized race ethnicity result, 'race_ethnicity_stand_flat': Unspecified</w:t>
       </w:r>
     </w:p>
     <w:p>

--- a/example_articles/race_ethnicity/Unspecified/2.race_ethnicity_Unspecified_New_York_Times.docx
+++ b/example_articles/race_ethnicity/Unspecified/2.race_ethnicity_Unspecified_New_York_Times.docx
@@ -7,7 +7,7 @@
         <w:pStyle w:val="Heading1"/>
       </w:pPr>
       <w:r>
-        <w:t>Teachers and Principal Begin Sharing Power, but Gingerly</w:t>
+        <w:t>Hoping to Finish With a Flourish</w:t>
       </w:r>
     </w:p>
     <w:p>
@@ -17,17 +17,17 @@
     </w:p>
     <w:p>
       <w:r>
-        <w:t>Date: 1990-11-13</w:t>
+        <w:t>Date: 1990-01-25</w:t>
       </w:r>
     </w:p>
     <w:p>
       <w:r>
-        <w:t>Section: Section A;; Section A; Page 1; Column 1; Metropolitan Desk; Column 1;; Series</w:t>
+        <w:t>Section: Section B; Page 13, Column 2; Sports Desk</w:t>
       </w:r>
     </w:p>
     <w:p>
       <w:r>
-        <w:t>Source file: NYT/50.DOCX</w:t>
+        <w:t>Source file: NYT/47.DOCX</w:t>
       </w:r>
     </w:p>
     <w:p>
@@ -49,81 +49,63 @@
     </w:p>
     <w:p>
       <w:r>
-        <w:t>At Public School 192 on Harlem's western edge, there are moments when the teachers and the principal are not sure who is in charge.</w:t>
+        <w:t>Sebastian Coe of Britain, who has set 11 world records and won 4 Olympic medals in his illustrious career, will retire from competition after the Commonwealth Games, which begin today in Auckland, New Zealand. He could leave the track in a blaze of glory.</w:t>
         <w:br/>
-        <w:t>Like colleagues at 93 other New York City schools, P.S. 192's teachers have been given the privilege of sitting with the principal as virtual equals on a governing committee that decides school policy.</w:t>
+        <w:t>Unlike most world-class runners, who don't quit until their talent disappears, the 33-year-old Coe is still near peak form. Last September, in Barcelona, Spain, he placed a close second in the World Cup 1,500 meters, and he was ranked fifth in the world in the event for the year.</w:t>
         <w:br/>
-        <w:t>For the most part, everyone is excited, or at least intrigued, about taking part in a power-sharing experiment, known as school-based management, that is the cornerstone of Schools Chancellor Joseph A. Fernandez's plan to overhaul the schools. It is being watched by school systems around the country as a way of moving decisions from remote bureaucracy to the teachers and parents who are closest to the children.</w:t>
+        <w:t>In athletic retirement, Coe will be giving up one form of competition for another. He has been active in British politics and been selected by the Conservative Party to run for Parliament in an election that will likely be held in 1991.</w:t>
         <w:br/>
         <w:t xml:space="preserve"> </w:t>
         <w:br/>
-        <w:t>Unease at Losing Old Roles</w:t>
+        <w:t>A Heavy Schedule</w:t>
         <w:br/>
-        <w:t xml:space="preserve"> But teachers have been conditioned by their profession to follow orders and principals have been conditioned to give them, and in these early stages everyone is finding it difficult to surrender familiar roles.</w:t>
+        <w:t>In Auckland, Coe will run in both the 800- and 1,500-meter races. ''I find the 800 helped my 1,500, and when I've done the double, in both the European championships and Olympics, I'd come home with gold or silver,'' Coe said in a recent interview in the United States before leaving for his training base in Melbourne, Australia.</w:t>
         <w:br/>
-        <w:t>The occasional tensions were evident at a meeting of the school's steering committee in mid-October. At 7:30 A.M., an hour before the pupils arrived, the 13 members were seated uneasily around a long classroom table that seemed like a clearing in a forest of upended pupil chairs, and some teacher members were admonishing the principal, Lydia Silva. Why had she not set up a new kindergarten library room that a subcommittee had recommended weeks before?</w:t>
+        <w:t>Should Coe make the final in both events, the double will require five races in six days, beginning with the 800-meter heats and semifinals next Monday and concluding with the 1,500-meter final on Feb. 3.</w:t>
         <w:br/>
-        <w:t>"We can't tell Miss Bravo that we need a kindergarten library," said Carol Fuster, referring to Daisy Bravo, who coordinates the kindergarten program. "She's going to look at us funny. You're the one who's got to tell her!"</w:t>
+        <w:t>''Not quite as vicious as Los Angeles,'' he said, in reference to the 1984 Olympics, in which he ran seven races in nine days.</w:t>
         <w:br/>
-        <w:t>But Ms. Silva shot back with an explanation for inertia that was startlingly simple.</w:t>
+        <w:t>Coe said the Los Angeles Games represented the jewel of his career. There, he became the only runner ever to win consecutive Olympic 1,500 titles. He also captured the silver medal in the 800. After the 1,500 final, in which he outkicked Steve Cram, a fellow Briton, Coe pointed a finger of vindication at the British news media, which had questioned his staying power.</w:t>
         <w:br/>
-        <w:t>"This is the first time I heard of it," she said.</w:t>
+        <w:t>Coe set his first world record in 1979 and holds longevity in the highest regard. ''An athletic career should be judged on consistency over time,'' he said, adding that the athletes he most admired were people like Ron Clarke of Australia, Mike Boit of Kenya and John Walker of New Zealand, all of whom had long, successful careers.</w:t>
         <w:br/>
-        <w:t>The library was eventually set up, but the mixup was not an aberration. "We're traveling on the road to changing things, but it's a rocky road," Ms. Silva said in an interview. "You can't go from a top-down system and just declare it to be horizontal. It just doesn't happen."</w:t>
+        <w:t>Walker, 38, the 1976 Olympic 1,500 champion and the first man to run better than 3:50 for the mile (3:49.4 in 1975), will also retire after the Commonwealth Games, a 10-sport competition among 52 nations. In his home country, Walker will be the sentimental favorite in the 1,500, but while he can still run a 3:36 in 1,500 (the equivalent of a 3:53 mile), that level of talent will not likely be sufficient for medal contention.</w:t>
         <w:br/>
-        <w:t>In part, the tensions also reflect the varying degrees of enthusiasm that greeted school-based management when Mr. Fernandez brought the idea from Miami. The idea has been fervently embraced by his chief ally, the United Federation of Teachers, as a way of giving teachers a stronger investment in their schools and a deeper professional spirit.</w:t>
+        <w:t>''I'll be facing the might of Kenya,'' said Coe with awe. Along with the British, Kenyans have dominated international middle-distance running for two decades. Oddly, two 1988 Olympic champions, Peter Rono (1,500) and Paul Ereng (800), were not named to the Kenyan team.</w:t>
+        <w:br/>
+        <w:t>Those who were selected include Robert Kibet in the 800 and Wilfred Kirochi in the 1,500, both of whom emerged only last year as world-class performers. Kirochi, who just turned 20, ran a remarkable 3:32.57 for 1,500 meters and was ranked third in the world for 1989. He also turned in a 3:50.49 mile, and is perhaps the leading candidate to succeed Coe as the world's pre-eminent middle-distance runner. In Auckland, Coe's British teammate, Peter Elliot, will also be a formidable challenger in the 1,500.</w:t>
         <w:br/>
         <w:t xml:space="preserve"> </w:t>
         <w:br/>
-        <w:t>Limited Adventuring</w:t>
+        <w:t>A Running Prodigy</w:t>
         <w:br/>
-        <w:t xml:space="preserve"> But the principals' union, the Council of Supervisors and Administrators, has misgivings about reducing its members' powers, though it has gone along wherever committees have agreed to decide policy by consensus and not by majority vote. Under the Chancellor's rules, the committees' majorities must be teachers. Administrators and parents are also included.</w:t>
+        <w:t>Coe first gained fame in 1973 as an English schoolboy champion and captured his first British title in 1976. In 1979, he entered the firmament of track history by setting three world records in six weeks. In succession, they were a 1:42.33 for 800 meters, 3:48.95 for the mile and 3:32.03 for 1,500 meters.</w:t>
         <w:br/>
-        <w:t>For now, the P.S. 192 committee members seem to be trying to limit their sights as educational adventurers. They are focusing on basics: getting teachers more training, getting parents more immersed in the school's life. Few changes are planned, even in the school's academic program.</w:t>
+        <w:t>Both the mile and 1,500 marks have been broken a number of times since. Coe himself set the mile record twice more, lowering it to 3:47.33 in 1983; it is now 3:46.32, run by Cram in 1985.</w:t>
         <w:br/>
-        <w:t>"There isn't that much difference just yet," Linda Friedman, a fifth-grade teacher who heads the steering committee, said in mid-October. "In six weeks, you can't turn around a whole large institutional setting."</w:t>
+        <w:t>Coe also improved upon his 800 record, running 1:41.73 in 1981. Incredibly, the record still stands and it is the one Coe said he was most proud of.</w:t>
         <w:br/>
-        <w:t>The accomplishments have been small but significant, the committee thinks. It quickly decided that open school night in November came too late in the year for parents and teachers to get to know one another. It transformed a staff meeting in September into an occasion where teachers met with parents for 45 minutes and explained what kinds of work and discipline were expected.</w:t>
+        <w:t>''I'm surprised it has endured so long,'' Coe said. ''Many have tried it. In fairness, many thought it was easier than it is.''</w:t>
+        <w:br/>
+        <w:t>Perhaps it was Coe's litheness that made his accomplishments seem accessible. At 5 foot 10 inches and 120 pounds, he is built more like a marathoner than a miler. ''I like to think that I showed you don't have to be 6 foot 1 inches and 160 pounds to be successful in the middle distances, and that quality training is the key,'' he said.</w:t>
+        <w:br/>
+        <w:t>Coe rarely trained more than 50 miles per week. He dined on speed and was known to rip off 400-meter repetitions in close to 50 seconds. He also did gym workouts, mixing calesthentics and weight training. In the winter, he would eschew indoor track in favor of building an endurance base.</w:t>
+        <w:br/>
+        <w:t>He believes this developmental approach, plus a post-collegiate support system through running clubs, has been important to British success.</w:t>
         <w:br/>
         <w:t xml:space="preserve"> </w:t>
         <w:br/>
-        <w:t>Fewer Excuses for Parents</w:t>
+        <w:t>Rivalry With Ovett</w:t>
         <w:br/>
-        <w:t xml:space="preserve"> "We were able to say to the parents that the child will get homework every night," said Ms. Friedman, a 27-year veteran. "Now parents can't say 'I didn't know.' "</w:t>
+        <w:t>When Coe blossomed in the late 1970's, he was ushered into an inevitable rivalry with his countryman Steve Ovett, and the two men remain linked to this day. Their different backgrounds and personalities - Coe well-educated and charming, Ovett working-class and reserved - suggested an enmity between them which Coe said was not there.</w:t>
         <w:br/>
-        <w:t>The problems the committee will have to wrestle with are daunting. P.S. 192, at 500 West 138th Street, sits atop a bluff overlooking City College in a neighborhood that is largely Hispanic and working-class or poor. Most of its 1,325 students in kindergarten through grade 5 are Dominicans, others are Hispanic and black, and most are children of immigrants. Only 30.5 percent of the pupils read at the national average for that grade, placing the school 509th out of the city's 619 elementary schools.</w:t>
+        <w:t>At the 1980 Moscow Olympics, they were cast by the press as bitter adversaries. Ovett defeated Coe in the 800. Coe defeated Ovett in the 1,500. After the 1,500, Coe fell to the track in what appeared to be prayerful thanks. ''I was looking for my contact lens, which had dropped out,'' he said.</w:t>
         <w:br/>
-        <w:t>The committee, organized last spring, is made up of the principal, an assistant principal, a parent, Richard W. Wong, who is vice president of the parents association, a school aide, a guidance counselor and seven teachers, including the union chapter chairman, Vincent Gaglione. So far, Mr. Wong has taken a minimal role.</w:t>
+        <w:t>''We're friends now,'' Coe said. He considers Ovett an important influence on him. ''Steve Ovett set the trend for me, and he was the classiest middle-distance runner I've ever faced.''</w:t>
         <w:br/>
-        <w:t>The committee meets every other Wednesday morning in Ms. Friedman's classroom. There is coffee and several canisters of biscuits, but little small talk. There is so much interest in the experiment that even at this early hour many teachers who are not members attend.</w:t>
+        <w:t>Coe added the two Olympic medals in 1984, and won a European title, at 800 meters, in 1986. But he has never won a Commonwealth championship and prepared diligently for this one last attempt. He arrived in Auckland with mixed feelings of anticipation and nostalgia.</w:t>
         <w:br/>
-        <w:t xml:space="preserve"> </w:t>
-        <w:br/>
-        <w:t>Workshops and Suspicions</w:t>
-        <w:br/>
-        <w:t xml:space="preserve"> The committee's most ambitious project is organizing a program of teacher-training workshops in reading, bilingual education, the art of storytelling and other subjects. It is extraordinarily difficult to arrange because teachers have to be found within the existing faculty who can substitute for teachers attending workshops.</w:t>
-        <w:br/>
-        <w:t>In late September, the commitee was trying to whittle down a list of workshops to 30.</w:t>
-        <w:br/>
-        <w:t>By mid-October, the program had run into the expected suspicions that greet most change. One language specialist who was to have been assigned as a substitute complained to the local district office that using her to cover other classrooms violated the Federal rules governing her job.</w:t>
-        <w:br/>
-        <w:t>Ms. Silva was in a quandary. She had initially thought that the committees had carte blanche to bend such rules. Eventually the number of workshops was shaved to roughly 20.</w:t>
-        <w:br/>
-        <w:t xml:space="preserve"> </w:t>
-        <w:br/>
-        <w:t>When to Surrender Authority</w:t>
-        <w:br/>
-        <w:t xml:space="preserve"> Ms. Silva is in her first year as the school's acting principal, and that fact, she says, has some pluses and minuses. Because she has not had long experience leading an authoritarian chain of command, she may find it easier to share her powers. But since she does not have a seasoned grasp of her job, it is sometimes hard to know when she can surrender authority.</w:t>
-        <w:br/>
-        <w:t>Mr. Gaglione, who has taught at the school for 23 years, thinks that Ms. Silva should confront the district office harder. "If we had a more assertive principal, we could probably be a more assertive committee," he said.</w:t>
-        <w:br/>
-        <w:t>Ms. Silva, a 39-year-old graduate of Barnard and the Bank Street College of Education who previously ran a school annex, still makes all day-to-day decisions: hiring teachers, juggling schedules, suspending students. But one day, many of her decisions will be shaped by the committee.</w:t>
-        <w:br/>
-        <w:t>Ms. Silva worries that too much of the committee's time has been spent on staff issues and not enough on education. "We're not an institution of employment," she says. "We're here for the sole condition of improving learning."</w:t>
-        <w:br/>
-        <w:t>The union chairman, Mr. Gaglione, is far more confident that school-based management can turn the school around, but he too faults teachers for not moving their plans into action.</w:t>
-        <w:br/>
-        <w:t>"We're the product of a system that always has had someone at the top telling us what to do," he said. "If this is going to work, we have to make it work."</w:t>
+        <w:t>''The games will be tinged with sadness,'' he said. ''This is something I've done man and boy for 20 years. While I'll no longer be a competitor, I'll always be a runner. Running was the life style. Competition grew out of it.''</w:t>
         <w:br/>
         <w:br/>
         <w:t>Graphic</w:t>
@@ -131,9 +113,7 @@
         <w:br/>
         <w:t xml:space="preserve"> </w:t>
         <w:br/>
-        <w:t>Photo: A meeting of the governing committee at Public School 192 in Harlem, which runs the school with teachers and principals as virtual equals. "There isn't that much difference just yet," said Linda Friedman, in checkered shirt, a fifth-grade teacher who heads the committee.</w:t>
-        <w:br/>
-        <w:t>(Photograph by John Sotomayor/The New York Times)</w:t>
+        <w:t>Photo: Sebastian Coe winning the 1,500 meters at the 1980 Olympics. Steve Ovett, his rival, was at left and placed third. (United Press International)</w:t>
       </w:r>
     </w:p>
     <w:sectPr>

--- a/example_articles/race_ethnicity/Unspecified/2.race_ethnicity_Unspecified_New_York_Times.docx
+++ b/example_articles/race_ethnicity/Unspecified/2.race_ethnicity_Unspecified_New_York_Times.docx
@@ -7,7 +7,7 @@
         <w:pStyle w:val="Heading1"/>
       </w:pPr>
       <w:r>
-        <w:t>Hoping to Finish With a Flourish</w:t>
+        <w:t>Climbing Up, and Losing Ground</w:t>
       </w:r>
     </w:p>
     <w:p>
@@ -17,17 +17,17 @@
     </w:p>
     <w:p>
       <w:r>
-        <w:t>Date: 1990-01-25</w:t>
+        <w:t>Date: 2006-01-08</w:t>
       </w:r>
     </w:p>
     <w:p>
       <w:r>
-        <w:t>Section: Section B; Page 13, Column 2; Sports Desk</w:t>
+        <w:t>Section: Section 4A; Column 1; Education Life Supplement; Pg. 42; BOOKS</w:t>
       </w:r>
     </w:p>
     <w:p>
       <w:r>
-        <w:t>Source file: NYT/47.DOCX</w:t>
+        <w:t>Source file: NYT/39.DOCX</w:t>
       </w:r>
     </w:p>
     <w:p>
@@ -49,63 +49,50 @@
     </w:p>
     <w:p>
       <w:r>
-        <w:t>Sebastian Coe of Britain, who has set 11 world records and won 4 Olympic medals in his illustrious career, will retire from competition after the Commonwealth Games, which begin today in Auckland, New Zealand. He could leave the track in a blaze of glory.</w:t>
+        <w:t>Strapped: Why America's 20- and 30-Somethings Can't Get Ahead</w:t>
         <w:br/>
-        <w:t>Unlike most world-class runners, who don't quit until their talent disappears, the 33-year-old Coe is still near peak form. Last September, in Barcelona, Spain, he placed a close second in the World Cup 1,500 meters, and he was ranked fifth in the world in the event for the year.</w:t>
+        <w:t>By Tamara Draut</w:t>
         <w:br/>
-        <w:t>In athletic retirement, Coe will be giving up one form of competition for another. He has been active in British politics and been selected by the Conservative Party to run for Parliament in an election that will likely be held in 1991.</w:t>
+        <w:t>Doubleday; hardcover</w:t>
         <w:br/>
-        <w:t xml:space="preserve"> </w:t>
         <w:br/>
-        <w:t>A Heavy Schedule</w:t>
+        <w:t>Aiding Students, Buying Students: Financial Aid in America</w:t>
         <w:br/>
-        <w:t>In Auckland, Coe will run in both the 800- and 1,500-meter races. ''I find the 800 helped my 1,500, and when I've done the double, in both the European championships and Olympics, I'd come home with gold or silver,'' Coe said in a recent interview in the United States before leaving for his training base in Melbourne, Australia.</w:t>
+        <w:t>By Rupert Wilkinson</w:t>
         <w:br/>
-        <w:t>Should Coe make the final in both events, the double will require five races in six days, beginning with the 800-meter heats and semifinals next Monday and concluding with the 1,500-meter final on Feb. 3.</w:t>
+        <w:t>Vanderbilt University Press; hardcover</w:t>
         <w:br/>
-        <w:t>''Not quite as vicious as Los Angeles,'' he said, in reference to the 1984 Olympics, in which he ran seven races in nine days.</w:t>
+        <w:t xml:space="preserve">  WHEN Ann Radcliffe, a London widow, gave Harvard College one of its first big gifts in 1643, she specified that it be used to pay the tuition of a ''poor scholer.'' The first recipient of the scholarship was Joseph Weld, the son of the Harvard trustee who had solicited the gift. </w:t>
         <w:br/>
-        <w:t>Coe said the Los Angeles Games represented the jewel of his career. There, he became the only runner ever to win consecutive Olympic 1,500 titles. He also captured the silver medal in the 800. After the 1,500 final, in which he outkicked Steve Cram, a fellow Briton, Coe pointed a finger of vindication at the British news media, which had questioned his staying power.</w:t>
+        <w:t xml:space="preserve">  Three hundred-odd years later, the American system of financial aid found itself on firmer footing, thanks largely to the G.I. Bill of 1944. It gave returning soldiers $500 a year to pay for college, enough to cover tuition on almost every campus in the country at the time. The next generation of students, the baby boomers, did pretty well too. When President Lyndon Johnson signed a sweeping higher-education bill in 1965, he promised that ''a high school senior anywhere in this great land of ours can apply to any college or university in any of the 50 states and not be turned away because the family is poor.''</w:t>
         <w:br/>
-        <w:t>Coe set his first world record in 1979 and holds longevity in the highest regard. ''An athletic career should be judged on consistency over time,'' he said, adding that the athletes he most admired were people like Ron Clarke of Australia, Mike Boit of Kenya and John Walker of New Zealand, all of whom had long, successful careers.</w:t>
+        <w:t>Today, thousands of teenagers would probably disagree with President Johnson, and it seems reasonable to say -- as two new books do -- that the financial-aid system has been sliding backward. The country's 250 or so top colleges actually enroll fewer middle- and working-class students than they did in the 1980's.</w:t>
         <w:br/>
-        <w:t>Walker, 38, the 1976 Olympic 1,500 champion and the first man to run better than 3:50 for the mile (3:49.4 in 1975), will also retire after the Commonwealth Games, a 10-sport competition among 52 nations. In his home country, Walker will be the sentimental favorite in the 1,500, but while he can still run a 3:36 in 1,500 (the equivalent of a 3:53 mile), that level of talent will not likely be sufficient for medal contention.</w:t>
+        <w:t xml:space="preserve">  Making it to college, meanwhile, is just one of the hurdles young adults now face. When they leave campus, with a degree or without one, many will be much deeper in debt than their parents or grandparents were. They will also be helping to pay for their elders' retirement, through Social Security taxes. Many will be buying homes that have recently soared in price, and so will end up transferring yet more wealth to an older generation. Then they will have to pay for day care in an economy that gives bigger tax breaks to ''someone buying a second home than raising a second child,'' Tamara Draut writes in ''Strapped: Why America's 20- and 30-Somethings Can't Get Ahead,'' a grim tale of one-sided generational war. </w:t>
         <w:br/>
-        <w:t>''I'll be facing the might of Kenya,'' said Coe with awe. Along with the British, Kenyans have dominated international middle-distance running for two decades. Oddly, two 1988 Olympic champions, Peter Rono (1,500) and Paul Ereng (800), were not named to the Kenyan team.</w:t>
+        <w:t xml:space="preserve">  The fight for resources between generations does not usually get as much attention as society's other divisions. But with the boomers starting to retire and depend on Social Security and Medicare, the tension between them and their children has the potential to become a defining political issue. </w:t>
         <w:br/>
-        <w:t>Those who were selected include Robert Kibet in the 800 and Wilfred Kirochi in the 1,500, both of whom emerged only last year as world-class performers. Kirochi, who just turned 20, ran a remarkable 3:32.57 for 1,500 meters and was ranked third in the world for 1989. He also turned in a 3:50.49 mile, and is perhaps the leading candidate to succeed Coe as the world's pre-eminent middle-distance runner. In Auckland, Coe's British teammate, Peter Elliot, will also be a formidable challenger in the 1,500.</w:t>
+        <w:t xml:space="preserve">  Whenever this debate starts, it would be nice if both sides avoided poor-mouthing their own situation. Boomers, perhaps, could acknowledge that they benefited from affordable tuition, as well as booms in stock prices and home values. Generation X and those who come after us -- I am 33, on the older end of Ms. Draut's target audience -- could remember that life is mostly better than it used to be. </w:t>
         <w:br/>
-        <w:t xml:space="preserve"> </w:t>
+        <w:t xml:space="preserve">  We will live longer than our parents, on average. The percentage of 30-year-olds with a bachelor's degree has more than doubled since 1970. The nation's divorce rate has stopped rising. Crime has fallen to levels that were unimaginable a generation ago. Inequality has increased, but wages over the last generation have still risen faster than inflation across the economic spectrum. Cross-country plane travel and personal computers have become standard features of middle-class life.</w:t>
         <w:br/>
-        <w:t>A Running Prodigy</w:t>
+        <w:t xml:space="preserve">  Most of us understand this, too. In a nationwide poll conducted by The New York Times in March, 63 percent of respondents between the ages of 18 and 34 said they had a better standard of living than their parents, and only 13 percent said it was worse.</w:t>
         <w:br/>
-        <w:t>Coe first gained fame in 1973 as an English schoolboy champion and captured his first British title in 1976. In 1979, he entered the firmament of track history by setting three world records in six weeks. In succession, they were a 1:42.33 for 800 meters, 3:48.95 for the mile and 3:32.03 for 1,500 meters.</w:t>
+        <w:t xml:space="preserve">  Unfortunately, Ms. Draut -- who works at Demos, a New York research group -- is not big on weighing pros and cons. Instead, she relies on first-name-only anecdotes and misleading statistics to insist that life keeps getting worse. She uses men, who have received smaller raises than women in recent decades, as a proxy for the entire workforce, for example. She briefly acknowledges that women have made progress, then downplays it by saying that many hold low-wage jobs at Wal-Mart. Young workers, she writes without the benefit of evidence, are ''earning so much less than they used to.''</w:t>
         <w:br/>
-        <w:t>Both the mile and 1,500 marks have been broken a number of times since. Coe himself set the mile record twice more, lowering it to 3:47.33 in 1983; it is now 3:46.32, run by Cram in 1985.</w:t>
+        <w:t xml:space="preserve">  Summing up her thesis, she offers this quotation from another study: ''With the possible exception of having a larger array of entertainment and other goods to purchase, members of Generation X appear to be worse off by every measure.''</w:t>
         <w:br/>
-        <w:t>Coe also improved upon his 800 record, running 1:41.73 in 1981. Incredibly, the record still stands and it is the one Coe said he was most proud of.</w:t>
+        <w:t xml:space="preserve">  The biggest shame about the overstatements is that they distract from the serious and novel parts of her argument. The economic rules have indeed changed more quickly than society's ability to deal with them, especially when it comes to education. </w:t>
         <w:br/>
-        <w:t>''I'm surprised it has endured so long,'' Coe said. ''Many have tried it. In fairness, many thought it was easier than it is.''</w:t>
+        <w:t xml:space="preserve">  A college degree is now crucial to good-paying work, but many ambitious students from poor families find it impossible to get through four years. In ''Aiding Students, Buying Students: Financial Aid in America,'' Rupert Wilkinson, a former professor of American history at the University of Sussex, England, uses the charming story about Ann Radcliffe to point out that colleges have often used financial aid for purposes other than attracting poor students. Now, he argues, they should make a new push to open their doors. </w:t>
         <w:br/>
-        <w:t>Perhaps it was Coe's litheness that made his accomplishments seem accessible. At 5 foot 10 inches and 120 pounds, he is built more like a marathoner than a miler. ''I like to think that I showed you don't have to be 6 foot 1 inches and 160 pounds to be successful in the middle distances, and that quality training is the key,'' he said.</w:t>
+        <w:t xml:space="preserve">  There are problems on the younger end of the education spectrum, too. Starting public education at age 5 might have made sense when most women stayed home. But schools should surely start earlier today, especially because we know that early child development matters so much, as Ms. Draut notes.</w:t>
         <w:br/>
-        <w:t>Coe rarely trained more than 50 miles per week. He dined on speed and was known to rip off 400-meter repetitions in close to 50 seconds. He also did gym workouts, mixing calesthentics and weight training. In the winter, he would eschew indoor track in favor of building an endurance base.</w:t>
+        <w:t xml:space="preserve">  These are the kind of high-minded projects that a wealthy nation should tackle. It will not happen soon, though, if Americans first need to be convinced that life is generally miserable.</w:t>
         <w:br/>
-        <w:t>He believes this developmental approach, plus a post-collegiate support system through running clubs, has been important to British success.</w:t>
         <w:br/>
-        <w:t xml:space="preserve"> </w:t>
         <w:br/>
-        <w:t>Rivalry With Ovett</w:t>
-        <w:br/>
-        <w:t>When Coe blossomed in the late 1970's, he was ushered into an inevitable rivalry with his countryman Steve Ovett, and the two men remain linked to this day. Their different backgrounds and personalities - Coe well-educated and charming, Ovett working-class and reserved - suggested an enmity between them which Coe said was not there.</w:t>
-        <w:br/>
-        <w:t>At the 1980 Moscow Olympics, they were cast by the press as bitter adversaries. Ovett defeated Coe in the 800. Coe defeated Ovett in the 1,500. After the 1,500, Coe fell to the track in what appeared to be prayerful thanks. ''I was looking for my contact lens, which had dropped out,'' he said.</w:t>
-        <w:br/>
-        <w:t>''We're friends now,'' Coe said. He considers Ovett an important influence on him. ''Steve Ovett set the trend for me, and he was the classiest middle-distance runner I've ever faced.''</w:t>
-        <w:br/>
-        <w:t>Coe added the two Olympic medals in 1984, and won a European title, at 800 meters, in 1986. But he has never won a Commonwealth championship and prepared diligently for this one last attempt. He arrived in Auckland with mixed feelings of anticipation and nostalgia.</w:t>
-        <w:br/>
-        <w:t>''The games will be tinged with sadness,'' he said. ''This is something I've done man and boy for 20 years. While I'll no longer be a competitor, I'll always be a runner. Running was the life style. Competition grew out of it.''</w:t>
+        <w:t>http://www.nytimes.com</w:t>
         <w:br/>
         <w:br/>
         <w:t>Graphic</w:t>
@@ -113,7 +100,7 @@
         <w:br/>
         <w:t xml:space="preserve"> </w:t>
         <w:br/>
-        <w:t>Photo: Sebastian Coe winning the 1,500 meters at the 1980 Olympics. Steve Ovett, his rival, was at left and placed third. (United Press International)</w:t>
+        <w:t>Photos</w:t>
       </w:r>
     </w:p>
     <w:sectPr>
